--- a/lessons/4-5/downloads/reveal/teacher/4.5-session-1-prerequisite-practice-a.docx
+++ b/lessons/4-5/downloads/reveal/teacher/4.5-session-1-prerequisite-practice-a.docx
@@ -114,7 +114,7 @@
           <w:sz w:val="17"/>
           <w:szCs w:val="17"/>
         </w:rPr>
-        <w:t xml:space="preserve">Builds on Grade 4 · 4.NBT.B.6</w:t>
+        <w:t xml:space="preserve">Builds on Grade 4</w:t>
       </w:r>
     </w:p>
     <w:tbl>
@@ -186,7 +186,7 @@
                 <w:sz w:val="20"/>
                 <w:szCs w:val="20"/>
               </w:rPr>
-              <w:t xml:space="preserve">You will find 10% of 84 pieces with 84 ÷ 7 = 12.</w:t>
+              <w:t xml:space="preserve">You will find 10% of the puzzle by dividing 84 by 7. Then you check by multiplying.</w:t>
             </w:r>
           </w:p>
         </w:tc>
@@ -235,7 +235,7 @@
                 <w:sz w:val="20"/>
                 <w:szCs w:val="20"/>
               </w:rPr>
-              <w:t xml:space="preserve">Check a division answer by multiplying, like 12 × 7 = 84.  </w:t>
+              <w:t xml:space="preserve">Check a division answer by multiplying, like 13 × 7 = 91.  </w:t>
             </w:r>
             <w:r>
               <w:rPr>
@@ -245,7 +245,7 @@
                 <w:sz w:val="20"/>
                 <w:szCs w:val="20"/>
               </w:rPr>
-              <w:t xml:space="preserve">You will use it in Practice Form A, problems 3 and 5.</w:t>
+              <w:t xml:space="preserve">You will use it in Practice, problems 3 and 5.</w:t>
             </w:r>
           </w:p>
         </w:tc>
@@ -261,6 +261,7 @@
           <w:tab w:val="right" w:pos="9504"/>
         </w:tabs>
         <w:spacing w:before="50" w:after="36" w:line="240" w:lineRule="auto"/>
+        <w:outlineLvl w:val="1"/>
       </w:pPr>
       <w:r>
         <w:rPr>
@@ -500,6 +501,7 @@
           <w:tab w:val="right" w:pos="9504"/>
         </w:tabs>
         <w:spacing w:before="50" w:after="36" w:line="240" w:lineRule="auto"/>
+        <w:outlineLvl w:val="1"/>
       </w:pPr>
       <w:r>
         <w:rPr>
@@ -544,7 +546,7 @@
           <w:sz w:val="21"/>
           <w:szCs w:val="21"/>
         </w:rPr>
-        <w:t xml:space="preserve">Find 84 ÷ 7. Check it.</w:t>
+        <w:t xml:space="preserve">Find 91 ÷ 7. Check it.</w:t>
       </w:r>
     </w:p>
     <w:p>
@@ -581,7 +583,7 @@
           <w:sz w:val="21"/>
           <w:szCs w:val="21"/>
         </w:rPr>
-        <w:t xml:space="preserve">84 ÷ 7 = 12.</w:t>
+        <w:t xml:space="preserve">91 ÷ 7 = 13.</w:t>
       </w:r>
     </w:p>
     <w:p>
@@ -618,7 +620,7 @@
           <w:sz w:val="21"/>
           <w:szCs w:val="21"/>
         </w:rPr>
-        <w:t xml:space="preserve">12 × 7 = 84.</w:t>
+        <w:t xml:space="preserve">13 × 7 = 91.</w:t>
       </w:r>
     </w:p>
     <w:p>
@@ -655,7 +657,7 @@
           <w:sz w:val="21"/>
           <w:szCs w:val="21"/>
         </w:rPr>
-        <w:t xml:space="preserve">84 matches 84. It checks.</w:t>
+        <w:t xml:space="preserve">91 matches 91. It checks.</w:t>
       </w:r>
     </w:p>
     <w:p>
@@ -693,7 +695,7 @@
           <w:sz w:val="21"/>
           <w:szCs w:val="21"/>
         </w:rPr>
-        <w:t xml:space="preserve">84 ÷ 7 = 12</w:t>
+        <w:t xml:space="preserve">91 ÷ 7 = 13</w:t>
       </w:r>
     </w:p>
     <w:p>
@@ -706,6 +708,7 @@
           <w:tab w:val="right" w:pos="9504"/>
         </w:tabs>
         <w:spacing w:before="50" w:after="36" w:line="240" w:lineRule="auto"/>
+        <w:outlineLvl w:val="1"/>
       </w:pPr>
       <w:r>
         <w:rPr>
@@ -752,8 +755,8 @@
           <w:rFonts w:ascii="Avenir Next" w:hAnsi="Avenir Next" w:cs="Avenir Next" w:eastAsia="Avenir Next"/>
           <w:b/>
           <w:color w:val="1A1A1A"/>
-          <w:sz w:val="22"/>
-          <w:szCs w:val="22"/>
+          <w:sz w:val="21"/>
+          <w:szCs w:val="21"/>
         </w:rPr>
         <w:t xml:space="preserve">1.</w:t>
       </w:r>
@@ -761,8 +764,8 @@
         <w:rPr>
           <w:rFonts w:ascii="Avenir Next" w:hAnsi="Avenir Next" w:cs="Avenir Next" w:eastAsia="Avenir Next"/>
           <w:color w:val="1A1A1A"/>
-          <w:sz w:val="22"/>
-          <w:szCs w:val="22"/>
+          <w:sz w:val="21"/>
+          <w:szCs w:val="21"/>
         </w:rPr>
         <w:tab/>
       </w:r>
@@ -770,8 +773,8 @@
         <w:rPr>
           <w:rFonts w:ascii="Avenir Next" w:hAnsi="Avenir Next" w:cs="Avenir Next" w:eastAsia="Avenir Next"/>
           <w:color w:val="1A1A1A"/>
-          <w:sz w:val="22"/>
-          <w:szCs w:val="22"/>
+          <w:sz w:val="21"/>
+          <w:szCs w:val="21"/>
         </w:rPr>
         <w:t xml:space="preserve">Find 96 ÷ 8. Check it.</w:t>
       </w:r>
@@ -949,8 +952,8 @@
           <w:rFonts w:ascii="Avenir Next" w:hAnsi="Avenir Next" w:cs="Avenir Next" w:eastAsia="Avenir Next"/>
           <w:b/>
           <w:color w:val="1A1A1A"/>
-          <w:sz w:val="22"/>
-          <w:szCs w:val="22"/>
+          <w:sz w:val="21"/>
+          <w:szCs w:val="21"/>
         </w:rPr>
         <w:t xml:space="preserve">2.</w:t>
       </w:r>
@@ -958,8 +961,8 @@
         <w:rPr>
           <w:rFonts w:ascii="Avenir Next" w:hAnsi="Avenir Next" w:cs="Avenir Next" w:eastAsia="Avenir Next"/>
           <w:color w:val="1A1A1A"/>
-          <w:sz w:val="22"/>
-          <w:szCs w:val="22"/>
+          <w:sz w:val="21"/>
+          <w:szCs w:val="21"/>
         </w:rPr>
         <w:tab/>
       </w:r>
@@ -967,8 +970,8 @@
         <w:rPr>
           <w:rFonts w:ascii="Avenir Next" w:hAnsi="Avenir Next" w:cs="Avenir Next" w:eastAsia="Avenir Next"/>
           <w:color w:val="1A1A1A"/>
-          <w:sz w:val="22"/>
-          <w:szCs w:val="22"/>
+          <w:sz w:val="21"/>
+          <w:szCs w:val="21"/>
         </w:rPr>
         <w:t xml:space="preserve">Find 135 ÷ 9. Check it.</w:t>
       </w:r>
@@ -1142,6 +1145,7 @@
           <w:tab w:val="right" w:pos="9504"/>
         </w:tabs>
         <w:spacing w:before="50" w:after="36" w:line="240" w:lineRule="auto"/>
+        <w:outlineLvl w:val="1"/>
       </w:pPr>
       <w:r>
         <w:rPr>
@@ -1226,8 +1230,8 @@
                 <w:rFonts w:ascii="Avenir Next" w:hAnsi="Avenir Next" w:cs="Avenir Next" w:eastAsia="Avenir Next"/>
                 <w:b/>
                 <w:color w:val="1A1A1A"/>
-                <w:sz w:val="22"/>
-                <w:szCs w:val="22"/>
+                <w:sz w:val="21"/>
+                <w:szCs w:val="21"/>
               </w:rPr>
               <w:t xml:space="preserve">3.</w:t>
             </w:r>
@@ -1235,8 +1239,8 @@
               <w:rPr>
                 <w:rFonts w:ascii="Avenir Next" w:hAnsi="Avenir Next" w:cs="Avenir Next" w:eastAsia="Avenir Next"/>
                 <w:color w:val="1A1A1A"/>
-                <w:sz w:val="22"/>
-                <w:szCs w:val="22"/>
+                <w:sz w:val="21"/>
+                <w:szCs w:val="21"/>
               </w:rPr>
               <w:tab/>
             </w:r>
@@ -1244,8 +1248,8 @@
               <w:rPr>
                 <w:rFonts w:ascii="Avenir Next" w:hAnsi="Avenir Next" w:cs="Avenir Next" w:eastAsia="Avenir Next"/>
                 <w:color w:val="1A1A1A"/>
-                <w:sz w:val="22"/>
-                <w:szCs w:val="22"/>
+                <w:sz w:val="21"/>
+                <w:szCs w:val="21"/>
               </w:rPr>
               <w:t xml:space="preserve">Divide. Then check by multiplying.</w:t>
             </w:r>
@@ -1300,8 +1304,8 @@
                       <w:rFonts w:ascii="Avenir Next" w:hAnsi="Avenir Next" w:cs="Avenir Next" w:eastAsia="Avenir Next"/>
                       <w:b/>
                       <w:color w:val="003A70"/>
-                      <w:sz w:val="22"/>
-                      <w:szCs w:val="22"/>
+                      <w:sz w:val="21"/>
+                      <w:szCs w:val="21"/>
                     </w:rPr>
                     <w:t xml:space="preserve">a.</w:t>
                   </w:r>
@@ -1309,8 +1313,8 @@
                     <w:rPr>
                       <w:rFonts w:ascii="Avenir Next" w:hAnsi="Avenir Next" w:cs="Avenir Next" w:eastAsia="Avenir Next"/>
                       <w:color w:val="1A1A1A"/>
-                      <w:sz w:val="22"/>
-                      <w:szCs w:val="22"/>
+                      <w:sz w:val="21"/>
+                      <w:szCs w:val="21"/>
                     </w:rPr>
                     <w:tab/>
                   </w:r>
@@ -1318,8 +1322,8 @@
                     <w:rPr>
                       <w:rFonts w:ascii="Avenir Next" w:hAnsi="Avenir Next" w:cs="Avenir Next" w:eastAsia="Avenir Next"/>
                       <w:color w:val="1A1A1A"/>
-                      <w:sz w:val="22"/>
-                      <w:szCs w:val="22"/>
+                      <w:sz w:val="21"/>
+                      <w:szCs w:val="21"/>
                     </w:rPr>
                     <w:t xml:space="preserve">36 ÷ 3 =</w:t>
                   </w:r>
@@ -1327,8 +1331,8 @@
                     <w:rPr>
                       <w:rFonts w:ascii="Avenir Next" w:hAnsi="Avenir Next" w:cs="Avenir Next" w:eastAsia="Avenir Next"/>
                       <w:color w:val="1A1A1A"/>
-                      <w:sz w:val="22"/>
-                      <w:szCs w:val="22"/>
+                      <w:sz w:val="21"/>
+                      <w:szCs w:val="21"/>
                     </w:rPr>
                     <w:t xml:space="preserve">  </w:t>
                   </w:r>
@@ -1336,11 +1340,11 @@
                     <w:rPr>
                       <w:rFonts w:ascii="Avenir Next" w:hAnsi="Avenir Next" w:cs="Avenir Next" w:eastAsia="Avenir Next"/>
                       <w:color w:val="1A1A1A"/>
-                      <w:sz w:val="22"/>
-                      <w:szCs w:val="22"/>
+                      <w:sz w:val="21"/>
+                      <w:szCs w:val="21"/>
                       <w:u w:val="single"/>
                     </w:rPr>
-                    <w:t xml:space="preserve">      </w:t>
+                    <w:t xml:space="preserve">          </w:t>
                   </w:r>
                 </w:p>
               </w:tc>
@@ -1362,8 +1366,8 @@
                       <w:rFonts w:ascii="Avenir Next" w:hAnsi="Avenir Next" w:cs="Avenir Next" w:eastAsia="Avenir Next"/>
                       <w:b/>
                       <w:color w:val="003A70"/>
-                      <w:sz w:val="22"/>
-                      <w:szCs w:val="22"/>
+                      <w:sz w:val="21"/>
+                      <w:szCs w:val="21"/>
                     </w:rPr>
                     <w:t xml:space="preserve">b.</w:t>
                   </w:r>
@@ -1371,8 +1375,8 @@
                     <w:rPr>
                       <w:rFonts w:ascii="Avenir Next" w:hAnsi="Avenir Next" w:cs="Avenir Next" w:eastAsia="Avenir Next"/>
                       <w:color w:val="1A1A1A"/>
-                      <w:sz w:val="22"/>
-                      <w:szCs w:val="22"/>
+                      <w:sz w:val="21"/>
+                      <w:szCs w:val="21"/>
                     </w:rPr>
                     <w:tab/>
                   </w:r>
@@ -1380,8 +1384,8 @@
                     <w:rPr>
                       <w:rFonts w:ascii="Avenir Next" w:hAnsi="Avenir Next" w:cs="Avenir Next" w:eastAsia="Avenir Next"/>
                       <w:color w:val="1A1A1A"/>
-                      <w:sz w:val="22"/>
-                      <w:szCs w:val="22"/>
+                      <w:sz w:val="21"/>
+                      <w:szCs w:val="21"/>
                     </w:rPr>
                     <w:t xml:space="preserve">72 ÷ 6 =</w:t>
                   </w:r>
@@ -1389,8 +1393,8 @@
                     <w:rPr>
                       <w:rFonts w:ascii="Avenir Next" w:hAnsi="Avenir Next" w:cs="Avenir Next" w:eastAsia="Avenir Next"/>
                       <w:color w:val="1A1A1A"/>
-                      <w:sz w:val="22"/>
-                      <w:szCs w:val="22"/>
+                      <w:sz w:val="21"/>
+                      <w:szCs w:val="21"/>
                     </w:rPr>
                     <w:t xml:space="preserve">  </w:t>
                   </w:r>
@@ -1398,11 +1402,11 @@
                     <w:rPr>
                       <w:rFonts w:ascii="Avenir Next" w:hAnsi="Avenir Next" w:cs="Avenir Next" w:eastAsia="Avenir Next"/>
                       <w:color w:val="1A1A1A"/>
-                      <w:sz w:val="22"/>
-                      <w:szCs w:val="22"/>
+                      <w:sz w:val="21"/>
+                      <w:szCs w:val="21"/>
                       <w:u w:val="single"/>
                     </w:rPr>
-                    <w:t xml:space="preserve">      </w:t>
+                    <w:t xml:space="preserve">          </w:t>
                   </w:r>
                 </w:p>
               </w:tc>
@@ -1424,8 +1428,8 @@
                       <w:rFonts w:ascii="Avenir Next" w:hAnsi="Avenir Next" w:cs="Avenir Next" w:eastAsia="Avenir Next"/>
                       <w:b/>
                       <w:color w:val="003A70"/>
-                      <w:sz w:val="22"/>
-                      <w:szCs w:val="22"/>
+                      <w:sz w:val="21"/>
+                      <w:szCs w:val="21"/>
                     </w:rPr>
                     <w:t xml:space="preserve">c.</w:t>
                   </w:r>
@@ -1433,8 +1437,8 @@
                     <w:rPr>
                       <w:rFonts w:ascii="Avenir Next" w:hAnsi="Avenir Next" w:cs="Avenir Next" w:eastAsia="Avenir Next"/>
                       <w:color w:val="1A1A1A"/>
-                      <w:sz w:val="22"/>
-                      <w:szCs w:val="22"/>
+                      <w:sz w:val="21"/>
+                      <w:szCs w:val="21"/>
                     </w:rPr>
                     <w:tab/>
                   </w:r>
@@ -1442,8 +1446,8 @@
                     <w:rPr>
                       <w:rFonts w:ascii="Avenir Next" w:hAnsi="Avenir Next" w:cs="Avenir Next" w:eastAsia="Avenir Next"/>
                       <w:color w:val="1A1A1A"/>
-                      <w:sz w:val="22"/>
-                      <w:szCs w:val="22"/>
+                      <w:sz w:val="21"/>
+                      <w:szCs w:val="21"/>
                     </w:rPr>
                     <w:t xml:space="preserve">90 ÷ 5 =</w:t>
                   </w:r>
@@ -1451,8 +1455,8 @@
                     <w:rPr>
                       <w:rFonts w:ascii="Avenir Next" w:hAnsi="Avenir Next" w:cs="Avenir Next" w:eastAsia="Avenir Next"/>
                       <w:color w:val="1A1A1A"/>
-                      <w:sz w:val="22"/>
-                      <w:szCs w:val="22"/>
+                      <w:sz w:val="21"/>
+                      <w:szCs w:val="21"/>
                     </w:rPr>
                     <w:t xml:space="preserve">  </w:t>
                   </w:r>
@@ -1460,11 +1464,11 @@
                     <w:rPr>
                       <w:rFonts w:ascii="Avenir Next" w:hAnsi="Avenir Next" w:cs="Avenir Next" w:eastAsia="Avenir Next"/>
                       <w:color w:val="1A1A1A"/>
-                      <w:sz w:val="22"/>
-                      <w:szCs w:val="22"/>
+                      <w:sz w:val="21"/>
+                      <w:szCs w:val="21"/>
                       <w:u w:val="single"/>
                     </w:rPr>
-                    <w:t xml:space="preserve">      </w:t>
+                    <w:t xml:space="preserve">          </w:t>
                   </w:r>
                 </w:p>
               </w:tc>
@@ -1492,8 +1496,8 @@
                       <w:rFonts w:ascii="Avenir Next" w:hAnsi="Avenir Next" w:cs="Avenir Next" w:eastAsia="Avenir Next"/>
                       <w:b/>
                       <w:color w:val="003A70"/>
-                      <w:sz w:val="22"/>
-                      <w:szCs w:val="22"/>
+                      <w:sz w:val="21"/>
+                      <w:szCs w:val="21"/>
                     </w:rPr>
                     <w:t xml:space="preserve">d.</w:t>
                   </w:r>
@@ -1501,8 +1505,8 @@
                     <w:rPr>
                       <w:rFonts w:ascii="Avenir Next" w:hAnsi="Avenir Next" w:cs="Avenir Next" w:eastAsia="Avenir Next"/>
                       <w:color w:val="1A1A1A"/>
-                      <w:sz w:val="22"/>
-                      <w:szCs w:val="22"/>
+                      <w:sz w:val="21"/>
+                      <w:szCs w:val="21"/>
                     </w:rPr>
                     <w:tab/>
                   </w:r>
@@ -1510,8 +1514,8 @@
                     <w:rPr>
                       <w:rFonts w:ascii="Avenir Next" w:hAnsi="Avenir Next" w:cs="Avenir Next" w:eastAsia="Avenir Next"/>
                       <w:color w:val="1A1A1A"/>
-                      <w:sz w:val="22"/>
-                      <w:szCs w:val="22"/>
+                      <w:sz w:val="21"/>
+                      <w:szCs w:val="21"/>
                     </w:rPr>
                     <w:t xml:space="preserve">63 ÷ 3 =</w:t>
                   </w:r>
@@ -1519,8 +1523,8 @@
                     <w:rPr>
                       <w:rFonts w:ascii="Avenir Next" w:hAnsi="Avenir Next" w:cs="Avenir Next" w:eastAsia="Avenir Next"/>
                       <w:color w:val="1A1A1A"/>
-                      <w:sz w:val="22"/>
-                      <w:szCs w:val="22"/>
+                      <w:sz w:val="21"/>
+                      <w:szCs w:val="21"/>
                     </w:rPr>
                     <w:t xml:space="preserve">  </w:t>
                   </w:r>
@@ -1528,11 +1532,11 @@
                     <w:rPr>
                       <w:rFonts w:ascii="Avenir Next" w:hAnsi="Avenir Next" w:cs="Avenir Next" w:eastAsia="Avenir Next"/>
                       <w:color w:val="1A1A1A"/>
-                      <w:sz w:val="22"/>
-                      <w:szCs w:val="22"/>
+                      <w:sz w:val="21"/>
+                      <w:szCs w:val="21"/>
                       <w:u w:val="single"/>
                     </w:rPr>
-                    <w:t xml:space="preserve">      </w:t>
+                    <w:t xml:space="preserve">          </w:t>
                   </w:r>
                 </w:p>
               </w:tc>
@@ -1554,8 +1558,8 @@
                       <w:rFonts w:ascii="Avenir Next" w:hAnsi="Avenir Next" w:cs="Avenir Next" w:eastAsia="Avenir Next"/>
                       <w:b/>
                       <w:color w:val="003A70"/>
-                      <w:sz w:val="22"/>
-                      <w:szCs w:val="22"/>
+                      <w:sz w:val="21"/>
+                      <w:szCs w:val="21"/>
                     </w:rPr>
                     <w:t xml:space="preserve">e.</w:t>
                   </w:r>
@@ -1563,8 +1567,8 @@
                     <w:rPr>
                       <w:rFonts w:ascii="Avenir Next" w:hAnsi="Avenir Next" w:cs="Avenir Next" w:eastAsia="Avenir Next"/>
                       <w:color w:val="1A1A1A"/>
-                      <w:sz w:val="22"/>
-                      <w:szCs w:val="22"/>
+                      <w:sz w:val="21"/>
+                      <w:szCs w:val="21"/>
                     </w:rPr>
                     <w:tab/>
                   </w:r>
@@ -1572,8 +1576,8 @@
                     <w:rPr>
                       <w:rFonts w:ascii="Avenir Next" w:hAnsi="Avenir Next" w:cs="Avenir Next" w:eastAsia="Avenir Next"/>
                       <w:color w:val="1A1A1A"/>
-                      <w:sz w:val="22"/>
-                      <w:szCs w:val="22"/>
+                      <w:sz w:val="21"/>
+                      <w:szCs w:val="21"/>
                     </w:rPr>
                     <w:t xml:space="preserve">150 ÷ 6 =</w:t>
                   </w:r>
@@ -1581,8 +1585,8 @@
                     <w:rPr>
                       <w:rFonts w:ascii="Avenir Next" w:hAnsi="Avenir Next" w:cs="Avenir Next" w:eastAsia="Avenir Next"/>
                       <w:color w:val="1A1A1A"/>
-                      <w:sz w:val="22"/>
-                      <w:szCs w:val="22"/>
+                      <w:sz w:val="21"/>
+                      <w:szCs w:val="21"/>
                     </w:rPr>
                     <w:t xml:space="preserve">  </w:t>
                   </w:r>
@@ -1590,11 +1594,11 @@
                     <w:rPr>
                       <w:rFonts w:ascii="Avenir Next" w:hAnsi="Avenir Next" w:cs="Avenir Next" w:eastAsia="Avenir Next"/>
                       <w:color w:val="1A1A1A"/>
-                      <w:sz w:val="22"/>
-                      <w:szCs w:val="22"/>
+                      <w:sz w:val="21"/>
+                      <w:szCs w:val="21"/>
                       <w:u w:val="single"/>
                     </w:rPr>
-                    <w:t xml:space="preserve">      </w:t>
+                    <w:t xml:space="preserve">          </w:t>
                   </w:r>
                 </w:p>
               </w:tc>
@@ -1616,8 +1620,8 @@
                       <w:rFonts w:ascii="Avenir Next" w:hAnsi="Avenir Next" w:cs="Avenir Next" w:eastAsia="Avenir Next"/>
                       <w:b/>
                       <w:color w:val="003A70"/>
-                      <w:sz w:val="22"/>
-                      <w:szCs w:val="22"/>
+                      <w:sz w:val="21"/>
+                      <w:szCs w:val="21"/>
                     </w:rPr>
                     <w:t xml:space="preserve">f.</w:t>
                   </w:r>
@@ -1625,8 +1629,8 @@
                     <w:rPr>
                       <w:rFonts w:ascii="Avenir Next" w:hAnsi="Avenir Next" w:cs="Avenir Next" w:eastAsia="Avenir Next"/>
                       <w:color w:val="1A1A1A"/>
-                      <w:sz w:val="22"/>
-                      <w:szCs w:val="22"/>
+                      <w:sz w:val="21"/>
+                      <w:szCs w:val="21"/>
                     </w:rPr>
                     <w:tab/>
                   </w:r>
@@ -1634,8 +1638,8 @@
                     <w:rPr>
                       <w:rFonts w:ascii="Avenir Next" w:hAnsi="Avenir Next" w:cs="Avenir Next" w:eastAsia="Avenir Next"/>
                       <w:color w:val="1A1A1A"/>
-                      <w:sz w:val="22"/>
-                      <w:szCs w:val="22"/>
+                      <w:sz w:val="21"/>
+                      <w:szCs w:val="21"/>
                     </w:rPr>
                     <w:t xml:space="preserve">84 ÷ 4 =</w:t>
                   </w:r>
@@ -1643,8 +1647,8 @@
                     <w:rPr>
                       <w:rFonts w:ascii="Avenir Next" w:hAnsi="Avenir Next" w:cs="Avenir Next" w:eastAsia="Avenir Next"/>
                       <w:color w:val="1A1A1A"/>
-                      <w:sz w:val="22"/>
-                      <w:szCs w:val="22"/>
+                      <w:sz w:val="21"/>
+                      <w:szCs w:val="21"/>
                     </w:rPr>
                     <w:t xml:space="preserve">  </w:t>
                   </w:r>
@@ -1652,11 +1656,11 @@
                     <w:rPr>
                       <w:rFonts w:ascii="Avenir Next" w:hAnsi="Avenir Next" w:cs="Avenir Next" w:eastAsia="Avenir Next"/>
                       <w:color w:val="1A1A1A"/>
-                      <w:sz w:val="22"/>
-                      <w:szCs w:val="22"/>
+                      <w:sz w:val="21"/>
+                      <w:szCs w:val="21"/>
                       <w:u w:val="single"/>
                     </w:rPr>
-                    <w:t xml:space="preserve">      </w:t>
+                    <w:t xml:space="preserve">          </w:t>
                   </w:r>
                 </w:p>
               </w:tc>
@@ -1724,7 +1728,7 @@
           <w:sz w:val="17"/>
           <w:szCs w:val="17"/>
         </w:rPr>
-        <w:t xml:space="preserve">Builds on Grade 4 · 4.OA.B.4</w:t>
+        <w:t xml:space="preserve">Builds on Grade 4</w:t>
       </w:r>
     </w:p>
     <w:tbl>
@@ -1855,7 +1859,7 @@
                 <w:sz w:val="20"/>
                 <w:szCs w:val="20"/>
               </w:rPr>
-              <w:t xml:space="preserve">You will use it in Practice Form A, problems 4 and 8.</w:t>
+              <w:t xml:space="preserve">You will use it in Practice, problems 4 and 8.</w:t>
             </w:r>
           </w:p>
         </w:tc>
@@ -1871,6 +1875,7 @@
           <w:tab w:val="right" w:pos="9504"/>
         </w:tabs>
         <w:spacing w:before="50" w:after="36" w:line="240" w:lineRule="auto"/>
+        <w:outlineLvl w:val="1"/>
       </w:pPr>
       <w:r>
         <w:rPr>
@@ -2110,6 +2115,7 @@
           <w:tab w:val="right" w:pos="9504"/>
         </w:tabs>
         <w:spacing w:before="50" w:after="36" w:line="240" w:lineRule="auto"/>
+        <w:outlineLvl w:val="1"/>
       </w:pPr>
       <w:r>
         <w:rPr>
@@ -2316,6 +2322,7 @@
           <w:tab w:val="right" w:pos="9504"/>
         </w:tabs>
         <w:spacing w:before="50" w:after="36" w:line="240" w:lineRule="auto"/>
+        <w:outlineLvl w:val="1"/>
       </w:pPr>
       <w:r>
         <w:rPr>
@@ -2362,8 +2369,8 @@
           <w:rFonts w:ascii="Avenir Next" w:hAnsi="Avenir Next" w:cs="Avenir Next" w:eastAsia="Avenir Next"/>
           <w:b/>
           <w:color w:val="1A1A1A"/>
-          <w:sz w:val="22"/>
-          <w:szCs w:val="22"/>
+          <w:sz w:val="21"/>
+          <w:szCs w:val="21"/>
         </w:rPr>
         <w:t xml:space="preserve">4.</w:t>
       </w:r>
@@ -2371,8 +2378,8 @@
         <w:rPr>
           <w:rFonts w:ascii="Avenir Next" w:hAnsi="Avenir Next" w:cs="Avenir Next" w:eastAsia="Avenir Next"/>
           <w:color w:val="1A1A1A"/>
-          <w:sz w:val="22"/>
-          <w:szCs w:val="22"/>
+          <w:sz w:val="21"/>
+          <w:szCs w:val="21"/>
         </w:rPr>
         <w:tab/>
       </w:r>
@@ -2380,8 +2387,8 @@
         <w:rPr>
           <w:rFonts w:ascii="Avenir Next" w:hAnsi="Avenir Next" w:cs="Avenir Next" w:eastAsia="Avenir Next"/>
           <w:color w:val="1A1A1A"/>
-          <w:sz w:val="22"/>
-          <w:szCs w:val="22"/>
+          <w:sz w:val="21"/>
+          <w:szCs w:val="21"/>
         </w:rPr>
         <w:t xml:space="preserve">Find a factor pair for 15. Try 3.</w:t>
       </w:r>
@@ -2549,8 +2556,8 @@
           <w:rFonts w:ascii="Avenir Next" w:hAnsi="Avenir Next" w:cs="Avenir Next" w:eastAsia="Avenir Next"/>
           <w:b/>
           <w:color w:val="1A1A1A"/>
-          <w:sz w:val="22"/>
-          <w:szCs w:val="22"/>
+          <w:sz w:val="21"/>
+          <w:szCs w:val="21"/>
         </w:rPr>
         <w:t xml:space="preserve">5.</w:t>
       </w:r>
@@ -2558,8 +2565,8 @@
         <w:rPr>
           <w:rFonts w:ascii="Avenir Next" w:hAnsi="Avenir Next" w:cs="Avenir Next" w:eastAsia="Avenir Next"/>
           <w:color w:val="1A1A1A"/>
-          <w:sz w:val="22"/>
-          <w:szCs w:val="22"/>
+          <w:sz w:val="21"/>
+          <w:szCs w:val="21"/>
         </w:rPr>
         <w:tab/>
       </w:r>
@@ -2567,8 +2574,8 @@
         <w:rPr>
           <w:rFonts w:ascii="Avenir Next" w:hAnsi="Avenir Next" w:cs="Avenir Next" w:eastAsia="Avenir Next"/>
           <w:color w:val="1A1A1A"/>
-          <w:sz w:val="22"/>
-          <w:szCs w:val="22"/>
+          <w:sz w:val="21"/>
+          <w:szCs w:val="21"/>
         </w:rPr>
         <w:t xml:space="preserve">Find a factor pair for 70. Try 7.</w:t>
       </w:r>
@@ -2732,6 +2739,7 @@
           <w:tab w:val="right" w:pos="9504"/>
         </w:tabs>
         <w:spacing w:before="50" w:after="36" w:line="240" w:lineRule="auto"/>
+        <w:outlineLvl w:val="1"/>
       </w:pPr>
       <w:r>
         <w:rPr>
@@ -2816,8 +2824,8 @@
                 <w:rFonts w:ascii="Avenir Next" w:hAnsi="Avenir Next" w:cs="Avenir Next" w:eastAsia="Avenir Next"/>
                 <w:b/>
                 <w:color w:val="1A1A1A"/>
-                <w:sz w:val="22"/>
-                <w:szCs w:val="22"/>
+                <w:sz w:val="21"/>
+                <w:szCs w:val="21"/>
               </w:rPr>
               <w:t xml:space="preserve">6.</w:t>
             </w:r>
@@ -2825,8 +2833,8 @@
               <w:rPr>
                 <w:rFonts w:ascii="Avenir Next" w:hAnsi="Avenir Next" w:cs="Avenir Next" w:eastAsia="Avenir Next"/>
                 <w:color w:val="1A1A1A"/>
-                <w:sz w:val="22"/>
-                <w:szCs w:val="22"/>
+                <w:sz w:val="21"/>
+                <w:szCs w:val="21"/>
               </w:rPr>
               <w:tab/>
             </w:r>
@@ -2834,8 +2842,8 @@
               <w:rPr>
                 <w:rFonts w:ascii="Avenir Next" w:hAnsi="Avenir Next" w:cs="Avenir Next" w:eastAsia="Avenir Next"/>
                 <w:color w:val="1A1A1A"/>
-                <w:sz w:val="22"/>
-                <w:szCs w:val="22"/>
+                <w:sz w:val="21"/>
+                <w:szCs w:val="21"/>
               </w:rPr>
               <w:t xml:space="preserve">Write the other factor.</w:t>
             </w:r>
@@ -2890,8 +2898,8 @@
                       <w:rFonts w:ascii="Avenir Next" w:hAnsi="Avenir Next" w:cs="Avenir Next" w:eastAsia="Avenir Next"/>
                       <w:b/>
                       <w:color w:val="003A70"/>
-                      <w:sz w:val="22"/>
-                      <w:szCs w:val="22"/>
+                      <w:sz w:val="21"/>
+                      <w:szCs w:val="21"/>
                     </w:rPr>
                     <w:t xml:space="preserve">a.</w:t>
                   </w:r>
@@ -2899,8 +2907,8 @@
                     <w:rPr>
                       <w:rFonts w:ascii="Avenir Next" w:hAnsi="Avenir Next" w:cs="Avenir Next" w:eastAsia="Avenir Next"/>
                       <w:color w:val="1A1A1A"/>
-                      <w:sz w:val="22"/>
-                      <w:szCs w:val="22"/>
+                      <w:sz w:val="21"/>
+                      <w:szCs w:val="21"/>
                     </w:rPr>
                     <w:tab/>
                   </w:r>
@@ -2908,8 +2916,8 @@
                     <w:rPr>
                       <w:rFonts w:ascii="Avenir Next" w:hAnsi="Avenir Next" w:cs="Avenir Next" w:eastAsia="Avenir Next"/>
                       <w:color w:val="1A1A1A"/>
-                      <w:sz w:val="22"/>
-                      <w:szCs w:val="22"/>
+                      <w:sz w:val="21"/>
+                      <w:szCs w:val="21"/>
                     </w:rPr>
                     <w:t xml:space="preserve">21 = 3 × </w:t>
                   </w:r>
@@ -2917,8 +2925,8 @@
                     <w:rPr>
                       <w:rFonts w:ascii="Avenir Next" w:hAnsi="Avenir Next" w:cs="Avenir Next" w:eastAsia="Avenir Next"/>
                       <w:color w:val="1A1A1A"/>
-                      <w:sz w:val="22"/>
-                      <w:szCs w:val="22"/>
+                      <w:sz w:val="21"/>
+                      <w:szCs w:val="21"/>
                       <w:u w:val="single"/>
                     </w:rPr>
                     <w:t xml:space="preserve">      </w:t>
@@ -2927,8 +2935,8 @@
                     <w:rPr>
                       <w:rFonts w:ascii="Avenir Next" w:hAnsi="Avenir Next" w:cs="Avenir Next" w:eastAsia="Avenir Next"/>
                       <w:color w:val="1A1A1A"/>
-                      <w:sz w:val="22"/>
-                      <w:szCs w:val="22"/>
+                      <w:sz w:val="21"/>
+                      <w:szCs w:val="21"/>
                     </w:rPr>
                     <w:t xml:space="preserve">  </w:t>
                   </w:r>
@@ -2936,11 +2944,11 @@
                     <w:rPr>
                       <w:rFonts w:ascii="Avenir Next" w:hAnsi="Avenir Next" w:cs="Avenir Next" w:eastAsia="Avenir Next"/>
                       <w:color w:val="1A1A1A"/>
-                      <w:sz w:val="22"/>
-                      <w:szCs w:val="22"/>
+                      <w:sz w:val="21"/>
+                      <w:szCs w:val="21"/>
                       <w:u w:val="single"/>
                     </w:rPr>
-                    <w:t xml:space="preserve">    </w:t>
+                    <w:t xml:space="preserve">        </w:t>
                   </w:r>
                 </w:p>
               </w:tc>
@@ -2962,8 +2970,8 @@
                       <w:rFonts w:ascii="Avenir Next" w:hAnsi="Avenir Next" w:cs="Avenir Next" w:eastAsia="Avenir Next"/>
                       <w:b/>
                       <w:color w:val="003A70"/>
-                      <w:sz w:val="22"/>
-                      <w:szCs w:val="22"/>
+                      <w:sz w:val="21"/>
+                      <w:szCs w:val="21"/>
                     </w:rPr>
                     <w:t xml:space="preserve">b.</w:t>
                   </w:r>
@@ -2971,8 +2979,8 @@
                     <w:rPr>
                       <w:rFonts w:ascii="Avenir Next" w:hAnsi="Avenir Next" w:cs="Avenir Next" w:eastAsia="Avenir Next"/>
                       <w:color w:val="1A1A1A"/>
-                      <w:sz w:val="22"/>
-                      <w:szCs w:val="22"/>
+                      <w:sz w:val="21"/>
+                      <w:szCs w:val="21"/>
                     </w:rPr>
                     <w:tab/>
                   </w:r>
@@ -2980,8 +2988,8 @@
                     <w:rPr>
                       <w:rFonts w:ascii="Avenir Next" w:hAnsi="Avenir Next" w:cs="Avenir Next" w:eastAsia="Avenir Next"/>
                       <w:color w:val="1A1A1A"/>
-                      <w:sz w:val="22"/>
-                      <w:szCs w:val="22"/>
+                      <w:sz w:val="21"/>
+                      <w:szCs w:val="21"/>
                     </w:rPr>
                     <w:t xml:space="preserve">35 = 5 × </w:t>
                   </w:r>
@@ -2989,8 +2997,8 @@
                     <w:rPr>
                       <w:rFonts w:ascii="Avenir Next" w:hAnsi="Avenir Next" w:cs="Avenir Next" w:eastAsia="Avenir Next"/>
                       <w:color w:val="1A1A1A"/>
-                      <w:sz w:val="22"/>
-                      <w:szCs w:val="22"/>
+                      <w:sz w:val="21"/>
+                      <w:szCs w:val="21"/>
                       <w:u w:val="single"/>
                     </w:rPr>
                     <w:t xml:space="preserve">      </w:t>
@@ -2999,8 +3007,8 @@
                     <w:rPr>
                       <w:rFonts w:ascii="Avenir Next" w:hAnsi="Avenir Next" w:cs="Avenir Next" w:eastAsia="Avenir Next"/>
                       <w:color w:val="1A1A1A"/>
-                      <w:sz w:val="22"/>
-                      <w:szCs w:val="22"/>
+                      <w:sz w:val="21"/>
+                      <w:szCs w:val="21"/>
                     </w:rPr>
                     <w:t xml:space="preserve">  </w:t>
                   </w:r>
@@ -3008,11 +3016,11 @@
                     <w:rPr>
                       <w:rFonts w:ascii="Avenir Next" w:hAnsi="Avenir Next" w:cs="Avenir Next" w:eastAsia="Avenir Next"/>
                       <w:color w:val="1A1A1A"/>
-                      <w:sz w:val="22"/>
-                      <w:szCs w:val="22"/>
+                      <w:sz w:val="21"/>
+                      <w:szCs w:val="21"/>
                       <w:u w:val="single"/>
                     </w:rPr>
-                    <w:t xml:space="preserve">    </w:t>
+                    <w:t xml:space="preserve">        </w:t>
                   </w:r>
                 </w:p>
               </w:tc>
@@ -3034,8 +3042,8 @@
                       <w:rFonts w:ascii="Avenir Next" w:hAnsi="Avenir Next" w:cs="Avenir Next" w:eastAsia="Avenir Next"/>
                       <w:b/>
                       <w:color w:val="003A70"/>
-                      <w:sz w:val="22"/>
-                      <w:szCs w:val="22"/>
+                      <w:sz w:val="21"/>
+                      <w:szCs w:val="21"/>
                     </w:rPr>
                     <w:t xml:space="preserve">c.</w:t>
                   </w:r>
@@ -3043,8 +3051,8 @@
                     <w:rPr>
                       <w:rFonts w:ascii="Avenir Next" w:hAnsi="Avenir Next" w:cs="Avenir Next" w:eastAsia="Avenir Next"/>
                       <w:color w:val="1A1A1A"/>
-                      <w:sz w:val="22"/>
-                      <w:szCs w:val="22"/>
+                      <w:sz w:val="21"/>
+                      <w:szCs w:val="21"/>
                     </w:rPr>
                     <w:tab/>
                   </w:r>
@@ -3052,8 +3060,8 @@
                     <w:rPr>
                       <w:rFonts w:ascii="Avenir Next" w:hAnsi="Avenir Next" w:cs="Avenir Next" w:eastAsia="Avenir Next"/>
                       <w:color w:val="1A1A1A"/>
-                      <w:sz w:val="22"/>
-                      <w:szCs w:val="22"/>
+                      <w:sz w:val="21"/>
+                      <w:szCs w:val="21"/>
                     </w:rPr>
                     <w:t xml:space="preserve">45 = 9 × </w:t>
                   </w:r>
@@ -3061,8 +3069,8 @@
                     <w:rPr>
                       <w:rFonts w:ascii="Avenir Next" w:hAnsi="Avenir Next" w:cs="Avenir Next" w:eastAsia="Avenir Next"/>
                       <w:color w:val="1A1A1A"/>
-                      <w:sz w:val="22"/>
-                      <w:szCs w:val="22"/>
+                      <w:sz w:val="21"/>
+                      <w:szCs w:val="21"/>
                       <w:u w:val="single"/>
                     </w:rPr>
                     <w:t xml:space="preserve">      </w:t>
@@ -3071,8 +3079,8 @@
                     <w:rPr>
                       <w:rFonts w:ascii="Avenir Next" w:hAnsi="Avenir Next" w:cs="Avenir Next" w:eastAsia="Avenir Next"/>
                       <w:color w:val="1A1A1A"/>
-                      <w:sz w:val="22"/>
-                      <w:szCs w:val="22"/>
+                      <w:sz w:val="21"/>
+                      <w:szCs w:val="21"/>
                     </w:rPr>
                     <w:t xml:space="preserve">  </w:t>
                   </w:r>
@@ -3080,11 +3088,11 @@
                     <w:rPr>
                       <w:rFonts w:ascii="Avenir Next" w:hAnsi="Avenir Next" w:cs="Avenir Next" w:eastAsia="Avenir Next"/>
                       <w:color w:val="1A1A1A"/>
-                      <w:sz w:val="22"/>
-                      <w:szCs w:val="22"/>
+                      <w:sz w:val="21"/>
+                      <w:szCs w:val="21"/>
                       <w:u w:val="single"/>
                     </w:rPr>
-                    <w:t xml:space="preserve">    </w:t>
+                    <w:t xml:space="preserve">        </w:t>
                   </w:r>
                 </w:p>
               </w:tc>
@@ -3112,8 +3120,8 @@
                       <w:rFonts w:ascii="Avenir Next" w:hAnsi="Avenir Next" w:cs="Avenir Next" w:eastAsia="Avenir Next"/>
                       <w:b/>
                       <w:color w:val="003A70"/>
-                      <w:sz w:val="22"/>
-                      <w:szCs w:val="22"/>
+                      <w:sz w:val="21"/>
+                      <w:szCs w:val="21"/>
                     </w:rPr>
                     <w:t xml:space="preserve">d.</w:t>
                   </w:r>
@@ -3121,8 +3129,8 @@
                     <w:rPr>
                       <w:rFonts w:ascii="Avenir Next" w:hAnsi="Avenir Next" w:cs="Avenir Next" w:eastAsia="Avenir Next"/>
                       <w:color w:val="1A1A1A"/>
-                      <w:sz w:val="22"/>
-                      <w:szCs w:val="22"/>
+                      <w:sz w:val="21"/>
+                      <w:szCs w:val="21"/>
                     </w:rPr>
                     <w:tab/>
                   </w:r>
@@ -3130,8 +3138,8 @@
                     <w:rPr>
                       <w:rFonts w:ascii="Avenir Next" w:hAnsi="Avenir Next" w:cs="Avenir Next" w:eastAsia="Avenir Next"/>
                       <w:color w:val="1A1A1A"/>
-                      <w:sz w:val="22"/>
-                      <w:szCs w:val="22"/>
+                      <w:sz w:val="21"/>
+                      <w:szCs w:val="21"/>
                     </w:rPr>
                     <w:t xml:space="preserve">54 = 6 × </w:t>
                   </w:r>
@@ -3139,8 +3147,8 @@
                     <w:rPr>
                       <w:rFonts w:ascii="Avenir Next" w:hAnsi="Avenir Next" w:cs="Avenir Next" w:eastAsia="Avenir Next"/>
                       <w:color w:val="1A1A1A"/>
-                      <w:sz w:val="22"/>
-                      <w:szCs w:val="22"/>
+                      <w:sz w:val="21"/>
+                      <w:szCs w:val="21"/>
                       <w:u w:val="single"/>
                     </w:rPr>
                     <w:t xml:space="preserve">      </w:t>
@@ -3149,8 +3157,8 @@
                     <w:rPr>
                       <w:rFonts w:ascii="Avenir Next" w:hAnsi="Avenir Next" w:cs="Avenir Next" w:eastAsia="Avenir Next"/>
                       <w:color w:val="1A1A1A"/>
-                      <w:sz w:val="22"/>
-                      <w:szCs w:val="22"/>
+                      <w:sz w:val="21"/>
+                      <w:szCs w:val="21"/>
                     </w:rPr>
                     <w:t xml:space="preserve">  </w:t>
                   </w:r>
@@ -3158,11 +3166,11 @@
                     <w:rPr>
                       <w:rFonts w:ascii="Avenir Next" w:hAnsi="Avenir Next" w:cs="Avenir Next" w:eastAsia="Avenir Next"/>
                       <w:color w:val="1A1A1A"/>
-                      <w:sz w:val="22"/>
-                      <w:szCs w:val="22"/>
+                      <w:sz w:val="21"/>
+                      <w:szCs w:val="21"/>
                       <w:u w:val="single"/>
                     </w:rPr>
-                    <w:t xml:space="preserve">    </w:t>
+                    <w:t xml:space="preserve">        </w:t>
                   </w:r>
                 </w:p>
               </w:tc>
@@ -3184,8 +3192,8 @@
                       <w:rFonts w:ascii="Avenir Next" w:hAnsi="Avenir Next" w:cs="Avenir Next" w:eastAsia="Avenir Next"/>
                       <w:b/>
                       <w:color w:val="003A70"/>
-                      <w:sz w:val="22"/>
-                      <w:szCs w:val="22"/>
+                      <w:sz w:val="21"/>
+                      <w:szCs w:val="21"/>
                     </w:rPr>
                     <w:t xml:space="preserve">e.</w:t>
                   </w:r>
@@ -3193,8 +3201,8 @@
                     <w:rPr>
                       <w:rFonts w:ascii="Avenir Next" w:hAnsi="Avenir Next" w:cs="Avenir Next" w:eastAsia="Avenir Next"/>
                       <w:color w:val="1A1A1A"/>
-                      <w:sz w:val="22"/>
-                      <w:szCs w:val="22"/>
+                      <w:sz w:val="21"/>
+                      <w:szCs w:val="21"/>
                     </w:rPr>
                     <w:tab/>
                   </w:r>
@@ -3202,8 +3210,8 @@
                     <w:rPr>
                       <w:rFonts w:ascii="Avenir Next" w:hAnsi="Avenir Next" w:cs="Avenir Next" w:eastAsia="Avenir Next"/>
                       <w:color w:val="1A1A1A"/>
-                      <w:sz w:val="22"/>
-                      <w:szCs w:val="22"/>
+                      <w:sz w:val="21"/>
+                      <w:szCs w:val="21"/>
                     </w:rPr>
                     <w:t xml:space="preserve">72 = 8 × </w:t>
                   </w:r>
@@ -3211,8 +3219,8 @@
                     <w:rPr>
                       <w:rFonts w:ascii="Avenir Next" w:hAnsi="Avenir Next" w:cs="Avenir Next" w:eastAsia="Avenir Next"/>
                       <w:color w:val="1A1A1A"/>
-                      <w:sz w:val="22"/>
-                      <w:szCs w:val="22"/>
+                      <w:sz w:val="21"/>
+                      <w:szCs w:val="21"/>
                       <w:u w:val="single"/>
                     </w:rPr>
                     <w:t xml:space="preserve">      </w:t>
@@ -3221,8 +3229,8 @@
                     <w:rPr>
                       <w:rFonts w:ascii="Avenir Next" w:hAnsi="Avenir Next" w:cs="Avenir Next" w:eastAsia="Avenir Next"/>
                       <w:color w:val="1A1A1A"/>
-                      <w:sz w:val="22"/>
-                      <w:szCs w:val="22"/>
+                      <w:sz w:val="21"/>
+                      <w:szCs w:val="21"/>
                     </w:rPr>
                     <w:t xml:space="preserve">  </w:t>
                   </w:r>
@@ -3230,11 +3238,11 @@
                     <w:rPr>
                       <w:rFonts w:ascii="Avenir Next" w:hAnsi="Avenir Next" w:cs="Avenir Next" w:eastAsia="Avenir Next"/>
                       <w:color w:val="1A1A1A"/>
-                      <w:sz w:val="22"/>
-                      <w:szCs w:val="22"/>
+                      <w:sz w:val="21"/>
+                      <w:szCs w:val="21"/>
                       <w:u w:val="single"/>
                     </w:rPr>
-                    <w:t xml:space="preserve">    </w:t>
+                    <w:t xml:space="preserve">        </w:t>
                   </w:r>
                 </w:p>
               </w:tc>
@@ -3256,8 +3264,8 @@
                       <w:rFonts w:ascii="Avenir Next" w:hAnsi="Avenir Next" w:cs="Avenir Next" w:eastAsia="Avenir Next"/>
                       <w:b/>
                       <w:color w:val="003A70"/>
-                      <w:sz w:val="22"/>
-                      <w:szCs w:val="22"/>
+                      <w:sz w:val="21"/>
+                      <w:szCs w:val="21"/>
                     </w:rPr>
                     <w:t xml:space="preserve">f.</w:t>
                   </w:r>
@@ -3265,8 +3273,8 @@
                     <w:rPr>
                       <w:rFonts w:ascii="Avenir Next" w:hAnsi="Avenir Next" w:cs="Avenir Next" w:eastAsia="Avenir Next"/>
                       <w:color w:val="1A1A1A"/>
-                      <w:sz w:val="22"/>
-                      <w:szCs w:val="22"/>
+                      <w:sz w:val="21"/>
+                      <w:szCs w:val="21"/>
                     </w:rPr>
                     <w:tab/>
                   </w:r>
@@ -3274,8 +3282,8 @@
                     <w:rPr>
                       <w:rFonts w:ascii="Avenir Next" w:hAnsi="Avenir Next" w:cs="Avenir Next" w:eastAsia="Avenir Next"/>
                       <w:color w:val="1A1A1A"/>
-                      <w:sz w:val="22"/>
-                      <w:szCs w:val="22"/>
+                      <w:sz w:val="21"/>
+                      <w:szCs w:val="21"/>
                     </w:rPr>
                     <w:t xml:space="preserve">60 = 4 × </w:t>
                   </w:r>
@@ -3283,8 +3291,8 @@
                     <w:rPr>
                       <w:rFonts w:ascii="Avenir Next" w:hAnsi="Avenir Next" w:cs="Avenir Next" w:eastAsia="Avenir Next"/>
                       <w:color w:val="1A1A1A"/>
-                      <w:sz w:val="22"/>
-                      <w:szCs w:val="22"/>
+                      <w:sz w:val="21"/>
+                      <w:szCs w:val="21"/>
                       <w:u w:val="single"/>
                     </w:rPr>
                     <w:t xml:space="preserve">      </w:t>
@@ -3293,8 +3301,8 @@
                     <w:rPr>
                       <w:rFonts w:ascii="Avenir Next" w:hAnsi="Avenir Next" w:cs="Avenir Next" w:eastAsia="Avenir Next"/>
                       <w:color w:val="1A1A1A"/>
-                      <w:sz w:val="22"/>
-                      <w:szCs w:val="22"/>
+                      <w:sz w:val="21"/>
+                      <w:szCs w:val="21"/>
                     </w:rPr>
                     <w:t xml:space="preserve">  </w:t>
                   </w:r>
@@ -3302,11 +3310,11 @@
                     <w:rPr>
                       <w:rFonts w:ascii="Avenir Next" w:hAnsi="Avenir Next" w:cs="Avenir Next" w:eastAsia="Avenir Next"/>
                       <w:color w:val="1A1A1A"/>
-                      <w:sz w:val="22"/>
-                      <w:szCs w:val="22"/>
+                      <w:sz w:val="21"/>
+                      <w:szCs w:val="21"/>
                       <w:u w:val="single"/>
                     </w:rPr>
-                    <w:t xml:space="preserve">    </w:t>
+                    <w:t xml:space="preserve">        </w:t>
                   </w:r>
                 </w:p>
               </w:tc>
@@ -3335,6 +3343,7 @@
           <w:tab w:val="right" w:pos="9504"/>
         </w:tabs>
         <w:spacing w:before="50" w:after="36" w:line="240" w:lineRule="auto"/>
+        <w:outlineLvl w:val="1"/>
       </w:pPr>
       <w:r>
         <w:rPr>
@@ -3419,8 +3428,8 @@
                 <w:rFonts w:ascii="Avenir Next" w:hAnsi="Avenir Next" w:cs="Avenir Next" w:eastAsia="Avenir Next"/>
                 <w:b/>
                 <w:color w:val="1A1A1A"/>
-                <w:sz w:val="22"/>
-                <w:szCs w:val="22"/>
+                <w:sz w:val="21"/>
+                <w:szCs w:val="21"/>
               </w:rPr>
               <w:t xml:space="preserve">7.</w:t>
             </w:r>
@@ -3428,8 +3437,8 @@
               <w:rPr>
                 <w:rFonts w:ascii="Avenir Next" w:hAnsi="Avenir Next" w:cs="Avenir Next" w:eastAsia="Avenir Next"/>
                 <w:color w:val="1A1A1A"/>
-                <w:sz w:val="22"/>
-                <w:szCs w:val="22"/>
+                <w:sz w:val="21"/>
+                <w:szCs w:val="21"/>
               </w:rPr>
               <w:tab/>
             </w:r>
@@ -3437,8 +3446,8 @@
               <w:rPr>
                 <w:rFonts w:ascii="Avenir Next" w:hAnsi="Avenir Next" w:cs="Avenir Next" w:eastAsia="Avenir Next"/>
                 <w:color w:val="1A1A1A"/>
-                <w:sz w:val="22"/>
-                <w:szCs w:val="22"/>
+                <w:sz w:val="21"/>
+                <w:szCs w:val="21"/>
               </w:rPr>
               <w:t xml:space="preserve">A bottle has 36 mL left. That is 15% of the full bottle. How do you step down to 5%?</w:t>
             </w:r>
@@ -3491,8 +3500,8 @@
                       <w:rFonts w:ascii="Avenir Next" w:hAnsi="Avenir Next" w:cs="Avenir Next" w:eastAsia="Avenir Next"/>
                       <w:b/>
                       <w:color w:val="003A70"/>
-                      <w:sz w:val="21"/>
-                      <w:szCs w:val="21"/>
+                      <w:sz w:val="22"/>
+                      <w:szCs w:val="22"/>
                     </w:rPr>
                     <w:t xml:space="preserve">A</w:t>
                   </w:r>
@@ -3500,8 +3509,8 @@
                     <w:rPr>
                       <w:rFonts w:ascii="Avenir Next" w:hAnsi="Avenir Next" w:cs="Avenir Next" w:eastAsia="Avenir Next"/>
                       <w:color w:val="1A1A1A"/>
-                      <w:sz w:val="21"/>
-                      <w:szCs w:val="21"/>
+                      <w:sz w:val="22"/>
+                      <w:szCs w:val="22"/>
                     </w:rPr>
                     <w:tab/>
                   </w:r>
@@ -3509,8 +3518,8 @@
                     <w:rPr>
                       <w:rFonts w:ascii="Avenir Next" w:hAnsi="Avenir Next" w:cs="Avenir Next" w:eastAsia="Avenir Next"/>
                       <w:color w:val="1A1A1A"/>
-                      <w:sz w:val="21"/>
-                      <w:szCs w:val="21"/>
+                      <w:sz w:val="22"/>
+                      <w:szCs w:val="22"/>
                     </w:rPr>
                     <w:t xml:space="preserve">Divide 36 by 3, since 15 = 3 × 5</w:t>
                   </w:r>
@@ -3534,8 +3543,8 @@
                       <w:rFonts w:ascii="Avenir Next" w:hAnsi="Avenir Next" w:cs="Avenir Next" w:eastAsia="Avenir Next"/>
                       <w:b/>
                       <w:color w:val="003A70"/>
-                      <w:sz w:val="21"/>
-                      <w:szCs w:val="21"/>
+                      <w:sz w:val="22"/>
+                      <w:szCs w:val="22"/>
                     </w:rPr>
                     <w:t xml:space="preserve">B</w:t>
                   </w:r>
@@ -3543,8 +3552,8 @@
                     <w:rPr>
                       <w:rFonts w:ascii="Avenir Next" w:hAnsi="Avenir Next" w:cs="Avenir Next" w:eastAsia="Avenir Next"/>
                       <w:color w:val="1A1A1A"/>
-                      <w:sz w:val="21"/>
-                      <w:szCs w:val="21"/>
+                      <w:sz w:val="22"/>
+                      <w:szCs w:val="22"/>
                     </w:rPr>
                     <w:tab/>
                   </w:r>
@@ -3552,8 +3561,8 @@
                     <w:rPr>
                       <w:rFonts w:ascii="Avenir Next" w:hAnsi="Avenir Next" w:cs="Avenir Next" w:eastAsia="Avenir Next"/>
                       <w:color w:val="1A1A1A"/>
-                      <w:sz w:val="21"/>
-                      <w:szCs w:val="21"/>
+                      <w:sz w:val="22"/>
+                      <w:szCs w:val="22"/>
                     </w:rPr>
                     <w:t xml:space="preserve">Divide 36 by 5, since 15 = 3 × 5</w:t>
                   </w:r>
@@ -3582,8 +3591,8 @@
                       <w:rFonts w:ascii="Avenir Next" w:hAnsi="Avenir Next" w:cs="Avenir Next" w:eastAsia="Avenir Next"/>
                       <w:b/>
                       <w:color w:val="003A70"/>
-                      <w:sz w:val="21"/>
-                      <w:szCs w:val="21"/>
+                      <w:sz w:val="22"/>
+                      <w:szCs w:val="22"/>
                     </w:rPr>
                     <w:t xml:space="preserve">C</w:t>
                   </w:r>
@@ -3591,8 +3600,8 @@
                     <w:rPr>
                       <w:rFonts w:ascii="Avenir Next" w:hAnsi="Avenir Next" w:cs="Avenir Next" w:eastAsia="Avenir Next"/>
                       <w:color w:val="1A1A1A"/>
-                      <w:sz w:val="21"/>
-                      <w:szCs w:val="21"/>
+                      <w:sz w:val="22"/>
+                      <w:szCs w:val="22"/>
                     </w:rPr>
                     <w:tab/>
                   </w:r>
@@ -3600,8 +3609,8 @@
                     <w:rPr>
                       <w:rFonts w:ascii="Avenir Next" w:hAnsi="Avenir Next" w:cs="Avenir Next" w:eastAsia="Avenir Next"/>
                       <w:color w:val="1A1A1A"/>
-                      <w:sz w:val="21"/>
-                      <w:szCs w:val="21"/>
+                      <w:sz w:val="22"/>
+                      <w:szCs w:val="22"/>
                     </w:rPr>
                     <w:t xml:space="preserve">Divide 36 by 15</w:t>
                   </w:r>
@@ -3625,8 +3634,8 @@
                       <w:rFonts w:ascii="Avenir Next" w:hAnsi="Avenir Next" w:cs="Avenir Next" w:eastAsia="Avenir Next"/>
                       <w:b/>
                       <w:color w:val="003A70"/>
-                      <w:sz w:val="21"/>
-                      <w:szCs w:val="21"/>
+                      <w:sz w:val="22"/>
+                      <w:szCs w:val="22"/>
                     </w:rPr>
                     <w:t xml:space="preserve">D</w:t>
                   </w:r>
@@ -3634,8 +3643,8 @@
                     <w:rPr>
                       <w:rFonts w:ascii="Avenir Next" w:hAnsi="Avenir Next" w:cs="Avenir Next" w:eastAsia="Avenir Next"/>
                       <w:color w:val="1A1A1A"/>
-                      <w:sz w:val="21"/>
-                      <w:szCs w:val="21"/>
+                      <w:sz w:val="22"/>
+                      <w:szCs w:val="22"/>
                     </w:rPr>
                     <w:tab/>
                   </w:r>
@@ -3643,8 +3652,8 @@
                     <w:rPr>
                       <w:rFonts w:ascii="Avenir Next" w:hAnsi="Avenir Next" w:cs="Avenir Next" w:eastAsia="Avenir Next"/>
                       <w:color w:val="1A1A1A"/>
-                      <w:sz w:val="21"/>
-                      <w:szCs w:val="21"/>
+                      <w:sz w:val="22"/>
+                      <w:szCs w:val="22"/>
                     </w:rPr>
                     <w:t xml:space="preserve">Multiply 36 by 3</w:t>
                   </w:r>
@@ -3692,19 +3701,19 @@
         <w:tblLook w:val="0000" w:firstRow="0" w:lastRow="0" w:firstColumn="0" w:lastColumn="0" w:noHBand="1" w:noVBand="1"/>
       </w:tblPr>
       <w:tblGrid>
-        <w:gridCol w:w="2000"/>
-        <w:gridCol w:w="2300"/>
-        <w:gridCol w:w="2100"/>
-        <w:gridCol w:w="3104"/>
+        <w:gridCol w:w="1750"/>
+        <w:gridCol w:w="2500"/>
+        <w:gridCol w:w="2200"/>
+        <w:gridCol w:w="3054"/>
       </w:tblGrid>
       <w:tr>
         <w:trPr>
           <w:cantSplit/>
-          <w:trHeight w:val="320" w:hRule="atLeast"/>
+          <w:trHeight w:val="300" w:hRule="atLeast"/>
         </w:trPr>
         <w:tc>
           <w:tcPr>
-            <w:tcW w:w="2000" w:type="dxa"/>
+            <w:tcW w:w="1750" w:type="dxa"/>
             <w:vAlign w:val="center"/>
           </w:tcPr>
           <w:p>
@@ -3726,7 +3735,7 @@
         </w:tc>
         <w:tc>
           <w:tcPr>
-            <w:tcW w:w="2300" w:type="dxa"/>
+            <w:tcW w:w="2500" w:type="dxa"/>
             <w:vAlign w:val="center"/>
           </w:tcPr>
           <w:p>
@@ -3737,8 +3746,8 @@
               <w:rPr>
                 <w:rFonts w:ascii="Arial" w:hAnsi="Arial" w:cs="Arial" w:eastAsia="Arial"/>
                 <w:color w:val="1A1A1A"/>
-                <w:sz w:val="24"/>
-                <w:szCs w:val="24"/>
+                <w:sz w:val="20"/>
+                <w:szCs w:val="20"/>
               </w:rPr>
               <w:t xml:space="preserve">□</w:t>
             </w:r>
@@ -3755,7 +3764,7 @@
         </w:tc>
         <w:tc>
           <w:tcPr>
-            <w:tcW w:w="2100" w:type="dxa"/>
+            <w:tcW w:w="2200" w:type="dxa"/>
             <w:vAlign w:val="center"/>
           </w:tcPr>
           <w:p>
@@ -3766,8 +3775,8 @@
               <w:rPr>
                 <w:rFonts w:ascii="Arial" w:hAnsi="Arial" w:cs="Arial" w:eastAsia="Arial"/>
                 <w:color w:val="1A1A1A"/>
-                <w:sz w:val="24"/>
-                <w:szCs w:val="24"/>
+                <w:sz w:val="20"/>
+                <w:szCs w:val="20"/>
               </w:rPr>
               <w:t xml:space="preserve">□</w:t>
             </w:r>
@@ -3784,7 +3793,7 @@
         </w:tc>
         <w:tc>
           <w:tcPr>
-            <w:tcW w:w="3104" w:type="dxa"/>
+            <w:tcW w:w="3054" w:type="dxa"/>
             <w:vAlign w:val="center"/>
           </w:tcPr>
           <w:p>
@@ -3795,8 +3804,8 @@
               <w:rPr>
                 <w:rFonts w:ascii="Arial" w:hAnsi="Arial" w:cs="Arial" w:eastAsia="Arial"/>
                 <w:color w:val="1A1A1A"/>
-                <w:sz w:val="24"/>
-                <w:szCs w:val="24"/>
+                <w:sz w:val="20"/>
+                <w:szCs w:val="20"/>
               </w:rPr>
               <w:t xml:space="preserve">□</w:t>
             </w:r>
@@ -3831,7 +3840,7 @@
     <w:sectPr>
       <w:footerReference w:type="default" r:id="rIdFooter1"/>
       <w:pgSz w:w="12240" w:h="15840"/>
-      <w:pgMar w:top="893" w:right="1224" w:bottom="835" w:left="1512" w:header="432" w:footer="432" w:gutter="0"/>
+      <w:pgMar w:top="780" w:right="1224" w:bottom="760" w:left="1512" w:header="432" w:footer="432" w:gutter="0"/>
       <w:cols w:space="720"/>
     </w:sectPr>
   </w:body>
